--- a/docs/05_SWE.2_SW아키텍처/SAD-PLT-001_SW아키텍처설계서_v1.0.docx
+++ b/docs/05_SWE.2_SW아키텍처/SAD-PLT-001_SW아키텍처설계서_v1.0.docx
@@ -1327,7 +1327,7 @@
                 <w:sz w:val="18"/>
                 <w:szCs w:val="18"/>
               </w:rPr>
-              <w:t>v2v/leader_state 필드 yaw_est 추가(IF-V1/B5 정합)</w:t>
+              <w:t>v2v/leader_state v_est·yaw_est 제거 — PWM 명령+행동만 (CR, 2원칙)</w:t>
             </w:r>
           </w:p>
         </w:tc>
@@ -1565,7 +1565,7 @@
         <w:rPr>
           <w:rFonts w:ascii="Arial Unicode MS" w:eastAsia="Arial Unicode MS" w:hAnsi="Arial Unicode MS" w:cs="Arial Unicode MS"/>
         </w:rPr>
-        <w:t>본 문서는 SRS-PLT-001 v1.3의 기능(FR-01~14)·비기능(NFR-01~04) 요구사항을 구현하는 소프트웨어 아키텍처를 정의한다. 4개 모듈(인지·판단·주행·통신)의 책임과 인터페이스, 메시지 버스·토픽 계약, 동작 모드·안전 메커니즘을 명세하여 상세설계(SWE.3)와 단위·통합 검증(SWE.4/5)의 기준을 제공한다.</w:t>
+        <w:t>본 문서는 SRS-PLT-001 v1.3의 기능(FR-01~14)·비기능(NFR-01~05) 요구사항을 구현하는 소프트웨어 아키텍처를 정의한다. 4개 모듈(인지·판단·주행·통신)의 책임과 인터페이스, 메시지 버스·토픽 계약, 동작 모드·안전 메커니즘을 명세하여 상세설계(SWE.3)와 단위·통합 검증(SWE.4/5)의 기준을 제공한다.</w:t>
       </w:r>
     </w:p>
     <w:p/>
@@ -2011,7 +2011,7 @@
                 <w:sz w:val="18"/>
                 <w:szCs w:val="18"/>
               </w:rPr>
-              <w:t>decision/maneuver 토픽. 판단→주행의 유일한 명령 경로 (추종/변경/정지/서행/개방)</w:t>
+              <w:t>decision/command 토픽. 판단→주행의 유일한 명령 경로 (추종/변경/정지/서행/개방)</w:t>
             </w:r>
           </w:p>
         </w:tc>
@@ -2139,7 +2139,7 @@
                 <w:sz w:val="18"/>
                 <w:szCs w:val="18"/>
               </w:rPr>
-              <w:t>motion/ego_state 토픽. throttle_cmd·steer_cmd·v_est·yaw_est·maneuver (명령+추정, V2V 송신용)</w:t>
+              <w:t>motion/ego_state 토픽. throttle_pwm·steer_pwm·behavior (명령, V2V 송신용)</w:t>
             </w:r>
           </w:p>
         </w:tc>
@@ -2522,7 +2522,7 @@
         <w:rPr>
           <w:rFonts w:ascii="Arial Unicode MS" w:eastAsia="Arial Unicode MS" w:hAnsi="Arial Unicode MS" w:cs="Arial Unicode MS"/>
         </w:rPr>
-        <w:t>•  명령 경로는 하나 — 기동 명령(decision/maneuver), 판단 → 주행</w:t>
+        <w:t>•  명령 경로는 하나 — 기동 명령(decision/command), 판단 → 주행</w:t>
       </w:r>
       <w:r>
         <w:rPr>
@@ -3066,7 +3066,7 @@
                 <w:sz w:val="18"/>
                 <w:szCs w:val="18"/>
               </w:rPr>
-              <w:t>차체 기준 웨이포인트 생성 + Pure Pursuit·PID 추종, 후행 차량 CACC 차간거리 유지, GPIO/PWM 직접 구동</w:t>
+              <w:t>차체 기준 웨이포인트 생성 + Pure Pursuit(횡) 조향 + 개루프 듀티(종) 구동, 후행 차량 초음파 차간거리 유지, GPIO/PWM 직접 구동</w:t>
             </w:r>
           </w:p>
         </w:tc>
@@ -3640,7 +3640,7 @@
                 <w:sz w:val="18"/>
                 <w:szCs w:val="18"/>
               </w:rPr>
-              <w:t>lane_offset, lane_heading, lane_curvature, objects[], front_clear</w:t>
+              <w:t>lane_offset_m, lane_heading_rad, lane_curvature_1pm, objects[], front_clear</w:t>
             </w:r>
           </w:p>
         </w:tc>
@@ -3710,7 +3710,7 @@
                 <w:sz w:val="18"/>
                 <w:szCs w:val="18"/>
               </w:rPr>
-              <w:t>decision/maneuver</w:t>
+              <w:t>decision/command</w:t>
             </w:r>
           </w:p>
         </w:tc>
@@ -3862,7 +3862,7 @@
                 <w:sz w:val="18"/>
                 <w:szCs w:val="18"/>
               </w:rPr>
-              <w:t>maneuver(추종/변경/정지/서행/개방), target_lane</w:t>
+              <w:t>behavior(추종/변경/정지/서행/개방), target_lane</w:t>
             </w:r>
           </w:p>
         </w:tc>
@@ -4297,7 +4297,7 @@
                 <w:sz w:val="18"/>
                 <w:szCs w:val="18"/>
               </w:rPr>
-              <w:t>throttle_cmd, steer_cmd, v_est, yaw_est, maneuver (명령+추정)</w:t>
+              <w:t>throttle_pwm, steer_pwm, behavior (명령)</w:t>
             </w:r>
           </w:p>
         </w:tc>
@@ -4526,7 +4526,7 @@
                 <w:sz w:val="18"/>
                 <w:szCs w:val="18"/>
               </w:rPr>
-              <w:t>선행차 throttle_cmd·steer_cmd·v_est·yaw_est·maneuver (명령·추정)</w:t>
+              <w:t>선행차 throttle_pwm·steer_pwm·behavior (명령)</w:t>
             </w:r>
           </w:p>
         </w:tc>
@@ -6576,7 +6576,7 @@
                 <w:sz w:val="18"/>
                 <w:szCs w:val="18"/>
               </w:rPr>
-              <w:t>필수</w:t>
+              <w:t>선택</w:t>
             </w:r>
           </w:p>
         </w:tc>
@@ -7445,7 +7445,7 @@
         <w:rPr>
           <w:rFonts w:ascii="Arial Unicode MS" w:eastAsia="Arial Unicode MS" w:hAnsi="Arial Unicode MS" w:cs="Arial Unicode MS"/>
         </w:rPr>
-        <w:t>판단의 기동 명령과 인지 결과를 받아 차체 기준 웨이포인트를 생성하고(경로계획), Pure Pursuit + PID로 추종하여 서보·DC모터를 GPIO/PWM으로 직접 구동한다(제어). 경로계획과 제어는 plan→track 단일 흐름으로 하나의 모듈로 구현하되 내부 함수는 분리한다. 후행 차량의 차간거리 유지(CACC)도 본 모듈이 담당하며, 자차 상태(motion/ego_state)를 발행한다.</w:t>
+        <w:t>판단의 기동 명령과 인지 결과를 받아 차체 기준 웨이포인트를 생성하고(경로계획), Pure Pursuit(횡, 차선중앙)로 조향 PWM을, 개루프 듀티(종)로 구동 PWM을 산출하여 서보·DC모터를 GPIO/PWM으로 직접 구동한다(제어; 속도센서 없음). 경로계획과 제어는 plan→track 단일 흐름으로 하나의 모듈로 구현하되 내부 함수는 분리한다. 후행 차량의 차간거리 유지(CACC)도 본 모듈이 담당하며, 자차 상태(motion/ego_state)를 발행한다.</w:t>
       </w:r>
     </w:p>
     <w:tbl>
@@ -8837,7 +8837,7 @@
         <w:rPr>
           <w:rFonts w:ascii="Arial Unicode MS" w:eastAsia="Arial Unicode MS" w:hAnsi="Arial Unicode MS" w:cs="Arial Unicode MS"/>
         </w:rPr>
-        <w:t>WiFi UDP로 차량 간 양방향 통신을 수행한다. 송신측은 자차 상태와 기동 의도를 STATE(31B, 20Hz 주기)/EVENT(21B, 즉시) 패킷으로 조립해 HMAC-SHA256(PSK 32B)을 첨부하여 전송하고, 수신측은 HMAC·seq_no 검증 후 상대차 상태 토픽과 링크 상태를 버스에 기록한다. 포트는 선행 차량 송신→follower:5005, 후행 차량 송신→leader:5006. 통신 성립 조건·패킷 구조는 아래 통신 아키텍처 다이어그램을 기준으로 한다.</w:t>
+        <w:t>WiFi UDP로 차량 간 양방향 통신을 수행한다. 송신측은 자차 상태와 기동 의도를 STATE(22B, 20Hz 주기)/EVENT(20B, 즉시) 패킷으로 조립해 HMAC-SHA256(PSK 32B)을 첨부하여 전송하고, 수신측은 HMAC·seq_no 검증 후 상대차 상태 토픽과 링크 상태를 버스에 기록한다. 포트는 선행 차량 송신→follower:5005, 후행 차량 송신→leader:5006. 통신 성립 조건·패킷 구조는 아래 통신 아키텍처 다이어그램을 기준으로 한다.</w:t>
       </w:r>
     </w:p>
     <w:p>
@@ -10361,7 +10361,7 @@
         <w:rPr>
           <w:rFonts w:ascii="Arial Unicode MS" w:eastAsia="Arial Unicode MS" w:hAnsi="Arial Unicode MS" w:cs="Arial Unicode MS"/>
         </w:rPr>
-        <w:t>● = 주 구현, ○ = 관련. SRS-PLT-001 v1.3의 전 요구사항(FR-01~14, NFR-01~04)을 4개 모듈로 추적한다.</w:t>
+        <w:t>● = 주 구현, ○ = 관련. SRS-PLT-001 v1.3의 전 요구사항(FR-01~14, NFR-01~05)을 4개 모듈로 추적한다.</w:t>
       </w:r>
     </w:p>
     <w:tbl>
@@ -14369,6 +14369,217 @@
                 <w:sz w:val="18"/>
                 <w:szCs w:val="18"/>
               </w:rPr>
+            </w:r>
+          </w:p>
+        </w:tc>
+      </w:tr>
+      <w:tr>
+        <w:tc>
+          <w:tcPr>
+            <w:tcW w:w="900" w:type="dxa"/>
+            <w:tcBorders>
+              <w:top w:val="single" w:sz="4" w:space="0" w:color="CCCCCC"/>
+              <w:left w:val="single" w:sz="4" w:space="0" w:color="CCCCCC"/>
+              <w:bottom w:val="single" w:sz="4" w:space="0" w:color="CCCCCC"/>
+              <w:right w:val="single" w:sz="4" w:space="0" w:color="CCCCCC"/>
+            </w:tcBorders>
+            <w:shd w:val="clear" w:color="auto" w:fill="DEEAF1"/>
+            <w:tcMar>
+              <w:top w:w="60" w:type="dxa"/>
+              <w:left w:w="140" w:type="dxa"/>
+              <w:bottom w:w="60" w:type="dxa"/>
+              <w:right w:w="140" w:type="dxa"/>
+            </w:tcMar>
+            <w:vAlign w:val="center"/>
+          </w:tcPr>
+          <w:p>
+            <w:pPr>
+              <w:jc w:val="center"/>
+            </w:pPr>
+            <w:r>
+              <w:rPr>
+                <w:rFonts w:eastAsia="Arial"/>
+                <w:b/>
+                <w:bCs/>
+                <w:color w:val="2E75B6"/>
+                <w:sz w:val="18"/>
+                <w:szCs w:val="18"/>
+              </w:rPr>
+              <w:t>NFR-05</w:t>
+            </w:r>
+          </w:p>
+        </w:tc>
+        <w:tc>
+          <w:tcPr>
+            <w:tcW w:w="1100" w:type="dxa"/>
+            <w:tcBorders>
+              <w:top w:val="single" w:sz="4" w:space="0" w:color="CCCCCC"/>
+              <w:left w:val="single" w:sz="4" w:space="0" w:color="CCCCCC"/>
+              <w:bottom w:val="single" w:sz="4" w:space="0" w:color="CCCCCC"/>
+              <w:right w:val="single" w:sz="4" w:space="0" w:color="CCCCCC"/>
+            </w:tcBorders>
+            <w:shd w:val="clear" w:color="auto" w:fill="DEEAF1"/>
+            <w:tcMar>
+              <w:top w:w="60" w:type="dxa"/>
+              <w:left w:w="140" w:type="dxa"/>
+              <w:bottom w:w="60" w:type="dxa"/>
+              <w:right w:w="140" w:type="dxa"/>
+            </w:tcMar>
+            <w:vAlign w:val="center"/>
+          </w:tcPr>
+          <w:p>
+            <w:pPr>
+              <w:jc w:val="center"/>
+            </w:pPr>
+            <w:r>
+              <w:rPr>
+                <w:rFonts w:ascii="Arial Unicode MS" w:eastAsia="Arial Unicode MS" w:hAnsi="Arial Unicode MS" w:cs="Arial Unicode MS"/>
+                <w:color w:val="000000"/>
+                <w:sz w:val="18"/>
+                <w:szCs w:val="18"/>
+              </w:rPr>
+              <w:t>통신 보안</w:t>
+            </w:r>
+          </w:p>
+        </w:tc>
+        <w:tc>
+          <w:tcPr>
+            <w:tcW w:w="2100" w:type="dxa"/>
+            <w:tcBorders>
+              <w:top w:val="single" w:sz="4" w:space="0" w:color="CCCCCC"/>
+              <w:left w:val="single" w:sz="4" w:space="0" w:color="CCCCCC"/>
+              <w:bottom w:val="single" w:sz="4" w:space="0" w:color="CCCCCC"/>
+              <w:right w:val="single" w:sz="4" w:space="0" w:color="CCCCCC"/>
+            </w:tcBorders>
+            <w:shd w:val="clear" w:color="auto" w:fill="DEEAF1"/>
+            <w:tcMar>
+              <w:top w:w="60" w:type="dxa"/>
+              <w:left w:w="140" w:type="dxa"/>
+              <w:bottom w:w="60" w:type="dxa"/>
+              <w:right w:w="140" w:type="dxa"/>
+            </w:tcMar>
+            <w:vAlign w:val="center"/>
+          </w:tcPr>
+          <w:p>
+            <w:r>
+              <w:rPr>
+                <w:rFonts w:ascii="Arial Unicode MS" w:eastAsia="Arial Unicode MS" w:hAnsi="Arial Unicode MS" w:cs="Arial Unicode MS"/>
+                <w:b/>
+                <w:bCs/>
+                <w:color w:val="000000"/>
+                <w:sz w:val="18"/>
+                <w:szCs w:val="18"/>
+              </w:rPr>
+            </w:r>
+          </w:p>
+        </w:tc>
+        <w:tc>
+          <w:tcPr>
+            <w:tcW w:w="2426" w:type="dxa"/>
+            <w:tcBorders>
+              <w:top w:val="single" w:sz="4" w:space="0" w:color="CCCCCC"/>
+              <w:left w:val="single" w:sz="4" w:space="0" w:color="CCCCCC"/>
+              <w:bottom w:val="single" w:sz="4" w:space="0" w:color="CCCCCC"/>
+              <w:right w:val="single" w:sz="4" w:space="0" w:color="CCCCCC"/>
+            </w:tcBorders>
+            <w:shd w:val="clear" w:color="auto" w:fill="DEEAF1"/>
+            <w:tcMar>
+              <w:top w:w="60" w:type="dxa"/>
+              <w:left w:w="140" w:type="dxa"/>
+              <w:bottom w:w="60" w:type="dxa"/>
+              <w:right w:w="140" w:type="dxa"/>
+            </w:tcMar>
+            <w:vAlign w:val="center"/>
+          </w:tcPr>
+          <w:p>
+            <w:r>
+              <w:rPr>
+                <w:rFonts w:ascii="Arial Unicode MS" w:eastAsia="Arial Unicode MS" w:hAnsi="Arial Unicode MS" w:cs="Arial Unicode MS"/>
+                <w:color w:val="000000"/>
+                <w:sz w:val="18"/>
+                <w:szCs w:val="18"/>
+              </w:rPr>
+            </w:r>
+            <w:r>
+              <w:rPr>
+                <w:rFonts w:ascii="Arial Unicode MS" w:hAnsi="Arial Unicode MS" w:cs="Arial Unicode MS" w:hint="eastAsia"/>
+                <w:color w:val="000000"/>
+                <w:sz w:val="18"/>
+                <w:szCs w:val="18"/>
+              </w:rPr>
+            </w:r>
+            <w:r>
+              <w:rPr>
+                <w:rFonts w:ascii="Arial Unicode MS" w:eastAsia="Arial Unicode MS" w:hAnsi="Arial Unicode MS" w:cs="Arial Unicode MS"/>
+                <w:color w:val="000000"/>
+                <w:sz w:val="18"/>
+                <w:szCs w:val="18"/>
+              </w:rPr>
+            </w:r>
+          </w:p>
+        </w:tc>
+        <w:tc>
+          <w:tcPr>
+            <w:tcW w:w="1200" w:type="dxa"/>
+            <w:tcBorders>
+              <w:top w:val="single" w:sz="4" w:space="0" w:color="CCCCCC"/>
+              <w:left w:val="single" w:sz="4" w:space="0" w:color="CCCCCC"/>
+              <w:bottom w:val="single" w:sz="4" w:space="0" w:color="CCCCCC"/>
+              <w:right w:val="single" w:sz="4" w:space="0" w:color="CCCCCC"/>
+            </w:tcBorders>
+            <w:shd w:val="clear" w:color="auto" w:fill="DEEAF1"/>
+            <w:tcMar>
+              <w:top w:w="60" w:type="dxa"/>
+              <w:left w:w="140" w:type="dxa"/>
+              <w:bottom w:w="60" w:type="dxa"/>
+              <w:right w:w="140" w:type="dxa"/>
+            </w:tcMar>
+            <w:vAlign w:val="center"/>
+          </w:tcPr>
+          <w:p>
+            <w:pPr>
+              <w:jc w:val="center"/>
+            </w:pPr>
+            <w:r>
+              <w:rPr>
+                <w:rFonts w:eastAsia="Arial"/>
+                <w:color w:val="000000"/>
+                <w:sz w:val="18"/>
+                <w:szCs w:val="18"/>
+              </w:rPr>
+            </w:r>
+          </w:p>
+        </w:tc>
+        <w:tc>
+          <w:tcPr>
+            <w:tcW w:w="1300" w:type="dxa"/>
+            <w:tcBorders>
+              <w:top w:val="single" w:sz="4" w:space="0" w:color="CCCCCC"/>
+              <w:left w:val="single" w:sz="4" w:space="0" w:color="CCCCCC"/>
+              <w:bottom w:val="single" w:sz="4" w:space="0" w:color="CCCCCC"/>
+              <w:right w:val="single" w:sz="4" w:space="0" w:color="CCCCCC"/>
+            </w:tcBorders>
+            <w:shd w:val="clear" w:color="auto" w:fill="DEEAF1"/>
+            <w:tcMar>
+              <w:top w:w="60" w:type="dxa"/>
+              <w:left w:w="140" w:type="dxa"/>
+              <w:bottom w:w="60" w:type="dxa"/>
+              <w:right w:w="140" w:type="dxa"/>
+            </w:tcMar>
+            <w:vAlign w:val="center"/>
+          </w:tcPr>
+          <w:p>
+            <w:pPr>
+              <w:jc w:val="center"/>
+            </w:pPr>
+            <w:r>
+              <w:rPr>
+                <w:rFonts w:ascii="Arial Unicode MS" w:eastAsia="Arial Unicode MS" w:hAnsi="Arial Unicode MS" w:cs="Arial Unicode MS"/>
+                <w:color w:val="C00000"/>
+                <w:sz w:val="18"/>
+                <w:szCs w:val="18"/>
+              </w:rPr>
+              <w:t>●</w:t>
             </w:r>
           </w:p>
         </w:tc>
@@ -17942,7 +18153,7 @@
                 <w:sz w:val="18"/>
                 <w:szCs w:val="18"/>
               </w:rPr>
-              <w:t>종방향 제어기 구조 확정 — 선행 차량: 개루프 PWM 명령 맵 / 후행 차량: 차간거리 피드백 PID 적용 가능성 검토</w:t>
+              <w:t>종방향 제어기 구조 확정 — 선행 차량: 개루프 PWM 명령 맵 / 후행 차량: 초음파 차간거리 단순 보정(P/임계 듀티단계, 속도 PID 미적용) 확정</w:t>
             </w:r>
           </w:p>
         </w:tc>
